--- a/docs/content/getting_started/getting_started_lecture.docx
+++ b/docs/content/getting_started/getting_started_lecture.docx
@@ -29,7 +29,7 @@
     <w:bookmarkStart w:id="15" w:name="welcome-to-biostatistics"/>
     <w:p>
       <w:pPr>
-        <w:pStyle w:val="Heading1"/>
+        <w:pStyle w:val="Heading2"/>
       </w:pPr>
       <w:r>
         <w:t xml:space="preserve">Welcome to Biostatistics</w:t>
@@ -408,19 +408,20 @@
       </w:tr>
     </w:tbl>
     <w:bookmarkEnd w:id="15"/>
-    <w:bookmarkStart w:id="33" w:name="part-1-asking-a-good-question"/>
+    <w:bookmarkStart w:id="16" w:name="part-1-asking-a-good-question"/>
     <w:p>
       <w:pPr>
-        <w:pStyle w:val="Heading1"/>
+        <w:pStyle w:val="Heading2"/>
       </w:pPr>
       <w:r>
         <w:t xml:space="preserve">Part 1 · Asking a Good Question</w:t>
       </w:r>
     </w:p>
-    <w:bookmarkStart w:id="18" w:name="what-makes-something-science"/>
+    <w:bookmarkEnd w:id="16"/>
+    <w:bookmarkStart w:id="19" w:name="what-makes-something-science"/>
     <w:p>
       <w:pPr>
-        <w:pStyle w:val="Heading3"/>
+        <w:pStyle w:val="Heading2"/>
       </w:pPr>
       <w:r>
         <w:t xml:space="preserve">What makes something science?</w:t>
@@ -579,12 +580,12 @@
                 <wp:inline>
                   <wp:extent cx="152400" cy="152400"/>
                   <wp:effectExtent b="0" l="0" r="0" t="0"/>
-                  <wp:docPr descr="" title="" id="16" name="Picture"/>
+                  <wp:docPr descr="" title="" id="17" name="Picture"/>
                   <a:graphic>
                     <a:graphicData uri="http://schemas.openxmlformats.org/drawingml/2006/picture">
                       <pic:pic>
                         <pic:nvPicPr>
-                          <pic:cNvPr descr="/Applications/Positron.app/Contents/Resources/app/quarto/share/formats/docx/note.png" id="17" name="Picture"/>
+                          <pic:cNvPr descr="/Applications/Positron.app/Contents/Resources/app/quarto/share/formats/docx/note.png" id="18" name="Picture"/>
                           <pic:cNvPicPr>
                             <a:picLocks noChangeArrowheads="1" noChangeAspect="1"/>
                           </pic:cNvPicPr>
@@ -679,11 +680,11 @@
         </w:tc>
       </w:tr>
     </w:tbl>
-    <w:bookmarkEnd w:id="18"/>
-    <w:bookmarkStart w:id="32" w:name="X2117c0bba3cb32f9be7cea54b5e5920db51d2e0"/>
+    <w:bookmarkEnd w:id="19"/>
+    <w:bookmarkStart w:id="33" w:name="X2117c0bba3cb32f9be7cea54b5e5920db51d2e0"/>
     <w:p>
       <w:pPr>
-        <w:pStyle w:val="Heading3"/>
+        <w:pStyle w:val="Heading2"/>
       </w:pPr>
       <w:r>
         <w:t xml:space="preserve">Two ways of reasoning toward that question</w:t>
@@ -710,18 +711,18 @@
           <wp:inline>
             <wp:extent cx="1746569" cy="2743200"/>
             <wp:effectExtent b="0" l="0" r="0" t="0"/>
-            <wp:docPr descr="" title="" id="20" name="Picture"/>
+            <wp:docPr descr="" title="" id="21" name="Picture"/>
             <a:graphic>
               <a:graphicData uri="http://schemas.openxmlformats.org/drawingml/2006/picture">
                 <pic:pic>
                   <pic:nvPicPr>
-                    <pic:cNvPr descr="images/inductive_phase.png" id="21" name="Picture"/>
+                    <pic:cNvPr descr="images/inductive_phase.png" id="22" name="Picture"/>
                     <pic:cNvPicPr>
                       <a:picLocks noChangeArrowheads="1" noChangeAspect="1"/>
                     </pic:cNvPicPr>
                   </pic:nvPicPr>
                   <pic:blipFill>
-                    <a:blip r:embed="rId19"/>
+                    <a:blip r:embed="rId20"/>
                     <a:stretch>
                       <a:fillRect/>
                     </a:stretch>
@@ -807,12 +808,12 @@
                 <wp:inline>
                   <wp:extent cx="152400" cy="152400"/>
                   <wp:effectExtent b="0" l="0" r="0" t="0"/>
-                  <wp:docPr descr="" title="" id="22" name="Picture"/>
+                  <wp:docPr descr="" title="" id="23" name="Picture"/>
                   <a:graphic>
                     <a:graphicData uri="http://schemas.openxmlformats.org/drawingml/2006/picture">
                       <pic:pic>
                         <pic:nvPicPr>
-                          <pic:cNvPr descr="/Applications/Positron.app/Contents/Resources/app/quarto/share/formats/docx/note.png" id="23" name="Picture"/>
+                          <pic:cNvPr descr="/Applications/Positron.app/Contents/Resources/app/quarto/share/formats/docx/note.png" id="24" name="Picture"/>
                           <pic:cNvPicPr>
                             <a:picLocks noChangeArrowheads="1" noChangeAspect="1"/>
                           </pic:cNvPicPr>
@@ -913,18 +914,18 @@
           <wp:inline>
             <wp:extent cx="1805899" cy="2743200"/>
             <wp:effectExtent b="0" l="0" r="0" t="0"/>
-            <wp:docPr descr="" title="" id="25" name="Picture"/>
+            <wp:docPr descr="" title="" id="26" name="Picture"/>
             <a:graphic>
               <a:graphicData uri="http://schemas.openxmlformats.org/drawingml/2006/picture">
                 <pic:pic>
                   <pic:nvPicPr>
-                    <pic:cNvPr descr="images/deductive_phase.png" id="26" name="Picture"/>
+                    <pic:cNvPr descr="images/deductive_phase.png" id="27" name="Picture"/>
                     <pic:cNvPicPr>
                       <a:picLocks noChangeArrowheads="1" noChangeAspect="1"/>
                     </pic:cNvPicPr>
                   </pic:nvPicPr>
                   <pic:blipFill>
-                    <a:blip r:embed="rId24"/>
+                    <a:blip r:embed="rId25"/>
                     <a:stretch>
                       <a:fillRect/>
                     </a:stretch>
@@ -1016,12 +1017,12 @@
                 <wp:inline>
                   <wp:extent cx="152400" cy="152400"/>
                   <wp:effectExtent b="0" l="0" r="0" t="0"/>
-                  <wp:docPr descr="" title="" id="27" name="Picture"/>
+                  <wp:docPr descr="" title="" id="28" name="Picture"/>
                   <a:graphic>
                     <a:graphicData uri="http://schemas.openxmlformats.org/drawingml/2006/picture">
                       <pic:pic>
                         <pic:nvPicPr>
-                          <pic:cNvPr descr="/Applications/Positron.app/Contents/Resources/app/quarto/share/formats/docx/note.png" id="28" name="Picture"/>
+                          <pic:cNvPr descr="/Applications/Positron.app/Contents/Resources/app/quarto/share/formats/docx/note.png" id="29" name="Picture"/>
                           <pic:cNvPicPr>
                             <a:picLocks noChangeArrowheads="1" noChangeAspect="1"/>
                           </pic:cNvPicPr>
@@ -1142,18 +1143,18 @@
                 <wp:inline>
                   <wp:extent cx="152400" cy="152400"/>
                   <wp:effectExtent b="0" l="0" r="0" t="0"/>
-                  <wp:docPr descr="" title="" id="30" name="Picture"/>
+                  <wp:docPr descr="" title="" id="31" name="Picture"/>
                   <a:graphic>
                     <a:graphicData uri="http://schemas.openxmlformats.org/drawingml/2006/picture">
                       <pic:pic>
                         <pic:nvPicPr>
-                          <pic:cNvPr descr="/Applications/Positron.app/Contents/Resources/app/quarto/share/formats/docx/tip.png" id="31" name="Picture"/>
+                          <pic:cNvPr descr="/Applications/Positron.app/Contents/Resources/app/quarto/share/formats/docx/tip.png" id="32" name="Picture"/>
                           <pic:cNvPicPr>
                             <a:picLocks noChangeArrowheads="1" noChangeAspect="1"/>
                           </pic:cNvPicPr>
                         </pic:nvPicPr>
                         <pic:blipFill>
-                          <a:blip r:embed="rId29"/>
+                          <a:blip r:embed="rId30"/>
                           <a:stretch>
                             <a:fillRect/>
                           </a:stretch>
@@ -1227,12 +1228,11 @@
         </w:tc>
       </w:tr>
     </w:tbl>
-    <w:bookmarkEnd w:id="32"/>
     <w:bookmarkEnd w:id="33"/>
     <w:bookmarkStart w:id="39" w:name="our-class-question"/>
     <w:p>
       <w:pPr>
-        <w:pStyle w:val="Heading1"/>
+        <w:pStyle w:val="Heading2"/>
       </w:pPr>
       <w:r>
         <w:t xml:space="preserve">Our class question</w:t>
@@ -1606,7 +1606,7 @@
     <w:bookmarkStart w:id="44" w:name="designing-a-defensible-sample"/>
     <w:p>
       <w:pPr>
-        <w:pStyle w:val="Heading1"/>
+        <w:pStyle w:val="Heading2"/>
       </w:pPr>
       <w:r>
         <w:t xml:space="preserve">Designing a defensible sample</w:t>
@@ -1942,7 +1942,7 @@
                           </pic:cNvPicPr>
                         </pic:nvPicPr>
                         <pic:blipFill>
-                          <a:blip r:embed="rId29"/>
+                          <a:blip r:embed="rId30"/>
                           <a:stretch>
                             <a:fillRect/>
                           </a:stretch>
@@ -2050,19 +2050,20 @@
       </w:tr>
     </w:tbl>
     <w:bookmarkEnd w:id="44"/>
-    <w:bookmarkStart w:id="57" w:name="part-2-organizing-your-project"/>
+    <w:bookmarkStart w:id="45" w:name="part-2-organizing-your-project"/>
     <w:p>
       <w:pPr>
-        <w:pStyle w:val="Heading1"/>
+        <w:pStyle w:val="Heading2"/>
       </w:pPr>
       <w:r>
         <w:t xml:space="preserve">Part 2 · Organizing Your Project</w:t>
       </w:r>
     </w:p>
-    <w:bookmarkStart w:id="49" w:name="X5b59f89e691e9f161eefe2683b4b22c1a428bf4"/>
+    <w:bookmarkEnd w:id="45"/>
+    <w:bookmarkStart w:id="50" w:name="X5b59f89e691e9f161eefe2683b4b22c1a428bf4"/>
     <w:p>
       <w:pPr>
-        <w:pStyle w:val="Heading3"/>
+        <w:pStyle w:val="Heading2"/>
       </w:pPr>
       <w:r>
         <w:t xml:space="preserve">Data is the raw material — treat it that way</w:t>
@@ -2198,12 +2199,12 @@
                 <wp:inline>
                   <wp:extent cx="152400" cy="152400"/>
                   <wp:effectExtent b="0" l="0" r="0" t="0"/>
-                  <wp:docPr descr="" title="" id="45" name="Picture"/>
+                  <wp:docPr descr="" title="" id="46" name="Picture"/>
                   <a:graphic>
                     <a:graphicData uri="http://schemas.openxmlformats.org/drawingml/2006/picture">
                       <pic:pic>
                         <pic:nvPicPr>
-                          <pic:cNvPr descr="/Applications/Positron.app/Contents/Resources/app/quarto/share/formats/docx/note.png" id="46" name="Picture"/>
+                          <pic:cNvPr descr="/Applications/Positron.app/Contents/Resources/app/quarto/share/formats/docx/note.png" id="47" name="Picture"/>
                           <pic:cNvPicPr>
                             <a:picLocks noChangeArrowheads="1" noChangeAspect="1"/>
                           </pic:cNvPicPr>
@@ -2329,18 +2330,18 @@
                 <wp:inline>
                   <wp:extent cx="152400" cy="152400"/>
                   <wp:effectExtent b="0" l="0" r="0" t="0"/>
-                  <wp:docPr descr="" title="" id="47" name="Picture"/>
+                  <wp:docPr descr="" title="" id="48" name="Picture"/>
                   <a:graphic>
                     <a:graphicData uri="http://schemas.openxmlformats.org/drawingml/2006/picture">
                       <pic:pic>
                         <pic:nvPicPr>
-                          <pic:cNvPr descr="/Applications/Positron.app/Contents/Resources/app/quarto/share/formats/docx/tip.png" id="48" name="Picture"/>
+                          <pic:cNvPr descr="/Applications/Positron.app/Contents/Resources/app/quarto/share/formats/docx/tip.png" id="49" name="Picture"/>
                           <pic:cNvPicPr>
                             <a:picLocks noChangeArrowheads="1" noChangeAspect="1"/>
                           </pic:cNvPicPr>
                         </pic:nvPicPr>
                         <pic:blipFill>
-                          <a:blip r:embed="rId29"/>
+                          <a:blip r:embed="rId30"/>
                           <a:stretch>
                             <a:fillRect/>
                           </a:stretch>
@@ -2536,11 +2537,11 @@
         </w:tc>
       </w:tr>
     </w:tbl>
-    <w:bookmarkEnd w:id="49"/>
-    <w:bookmarkStart w:id="56" w:name="one-folder-per-project"/>
+    <w:bookmarkEnd w:id="50"/>
+    <w:bookmarkStart w:id="57" w:name="one-folder-per-project"/>
     <w:p>
       <w:pPr>
-        <w:pStyle w:val="Heading3"/>
+        <w:pStyle w:val="Heading2"/>
       </w:pPr>
       <w:r>
         <w:t xml:space="preserve">One folder per project</w:t>
@@ -2684,12 +2685,12 @@
                 <wp:inline>
                   <wp:extent cx="152400" cy="152400"/>
                   <wp:effectExtent b="0" l="0" r="0" t="0"/>
-                  <wp:docPr descr="" title="" id="50" name="Picture"/>
+                  <wp:docPr descr="" title="" id="51" name="Picture"/>
                   <a:graphic>
                     <a:graphicData uri="http://schemas.openxmlformats.org/drawingml/2006/picture">
                       <pic:pic>
                         <pic:nvPicPr>
-                          <pic:cNvPr descr="/Applications/Positron.app/Contents/Resources/app/quarto/share/formats/docx/note.png" id="51" name="Picture"/>
+                          <pic:cNvPr descr="/Applications/Positron.app/Contents/Resources/app/quarto/share/formats/docx/note.png" id="52" name="Picture"/>
                           <pic:cNvPicPr>
                             <a:picLocks noChangeArrowheads="1" noChangeAspect="1"/>
                           </pic:cNvPicPr>
@@ -2828,12 +2829,12 @@
                 <wp:inline>
                   <wp:extent cx="152400" cy="152400"/>
                   <wp:effectExtent b="0" l="0" r="0" t="0"/>
-                  <wp:docPr descr="" title="" id="52" name="Picture"/>
+                  <wp:docPr descr="" title="" id="53" name="Picture"/>
                   <a:graphic>
                     <a:graphicData uri="http://schemas.openxmlformats.org/drawingml/2006/picture">
                       <pic:pic>
                         <pic:nvPicPr>
-                          <pic:cNvPr descr="/Applications/Positron.app/Contents/Resources/app/quarto/share/formats/docx/note.png" id="53" name="Picture"/>
+                          <pic:cNvPr descr="/Applications/Positron.app/Contents/Resources/app/quarto/share/formats/docx/note.png" id="54" name="Picture"/>
                           <pic:cNvPicPr>
                             <a:picLocks noChangeArrowheads="1" noChangeAspect="1"/>
                           </pic:cNvPicPr>
@@ -2985,18 +2986,18 @@
                 <wp:inline>
                   <wp:extent cx="152400" cy="152400"/>
                   <wp:effectExtent b="0" l="0" r="0" t="0"/>
-                  <wp:docPr descr="" title="" id="54" name="Picture"/>
+                  <wp:docPr descr="" title="" id="55" name="Picture"/>
                   <a:graphic>
                     <a:graphicData uri="http://schemas.openxmlformats.org/drawingml/2006/picture">
                       <pic:pic>
                         <pic:nvPicPr>
-                          <pic:cNvPr descr="/Applications/Positron.app/Contents/Resources/app/quarto/share/formats/docx/tip.png" id="55" name="Picture"/>
+                          <pic:cNvPr descr="/Applications/Positron.app/Contents/Resources/app/quarto/share/formats/docx/tip.png" id="56" name="Picture"/>
                           <pic:cNvPicPr>
                             <a:picLocks noChangeArrowheads="1" noChangeAspect="1"/>
                           </pic:cNvPicPr>
                         </pic:nvPicPr>
                         <pic:blipFill>
-                          <a:blip r:embed="rId29"/>
+                          <a:blip r:embed="rId30"/>
                           <a:stretch>
                             <a:fillRect/>
                           </a:stretch>
@@ -3075,21 +3076,21 @@
         </w:tc>
       </w:tr>
     </w:tbl>
-    <w:bookmarkEnd w:id="56"/>
     <w:bookmarkEnd w:id="57"/>
-    <w:bookmarkStart w:id="82" w:name="part-3-meet-r-and-positron"/>
+    <w:bookmarkStart w:id="58" w:name="part-3-meet-r-and-positron"/>
     <w:p>
       <w:pPr>
-        <w:pStyle w:val="Heading1"/>
+        <w:pStyle w:val="Heading2"/>
       </w:pPr>
       <w:r>
         <w:t xml:space="preserve">Part 3 · Meet R and Positron</w:t>
       </w:r>
     </w:p>
-    <w:bookmarkStart w:id="60" w:name="Xb4703b034abed12e82a73f9ae5809a6f1a85491"/>
+    <w:bookmarkEnd w:id="58"/>
+    <w:bookmarkStart w:id="61" w:name="Xb4703b034abed12e82a73f9ae5809a6f1a85491"/>
     <w:p>
       <w:pPr>
-        <w:pStyle w:val="Heading3"/>
+        <w:pStyle w:val="Heading2"/>
       </w:pPr>
       <w:r>
         <w:t xml:space="preserve">R is the engine, Positron is the dashboard</w:t>
@@ -3398,12 +3399,12 @@
                 <wp:inline>
                   <wp:extent cx="152400" cy="152400"/>
                   <wp:effectExtent b="0" l="0" r="0" t="0"/>
-                  <wp:docPr descr="" title="" id="58" name="Picture"/>
+                  <wp:docPr descr="" title="" id="59" name="Picture"/>
                   <a:graphic>
                     <a:graphicData uri="http://schemas.openxmlformats.org/drawingml/2006/picture">
                       <pic:pic>
                         <pic:nvPicPr>
-                          <pic:cNvPr descr="/Applications/Positron.app/Contents/Resources/app/quarto/share/formats/docx/note.png" id="59" name="Picture"/>
+                          <pic:cNvPr descr="/Applications/Positron.app/Contents/Resources/app/quarto/share/formats/docx/note.png" id="60" name="Picture"/>
                           <pic:cNvPicPr>
                             <a:picLocks noChangeArrowheads="1" noChangeAspect="1"/>
                           </pic:cNvPicPr>
@@ -3498,11 +3499,11 @@
         </w:tc>
       </w:tr>
     </w:tbl>
-    <w:bookmarkEnd w:id="60"/>
-    <w:bookmarkStart w:id="66" w:name="r-as-a-calculator-and-storing-values"/>
+    <w:bookmarkEnd w:id="61"/>
+    <w:bookmarkStart w:id="67" w:name="r-as-a-calculator-and-storing-values"/>
     <w:p>
       <w:pPr>
-        <w:pStyle w:val="Heading3"/>
+        <w:pStyle w:val="Heading2"/>
       </w:pPr>
       <w:r>
         <w:t xml:space="preserve">R as a calculator, and storing values</w:t>
@@ -3799,18 +3800,18 @@
                 <wp:inline>
                   <wp:extent cx="152400" cy="152400"/>
                   <wp:effectExtent b="0" l="0" r="0" t="0"/>
-                  <wp:docPr descr="" title="" id="62" name="Picture"/>
+                  <wp:docPr descr="" title="" id="63" name="Picture"/>
                   <a:graphic>
                     <a:graphicData uri="http://schemas.openxmlformats.org/drawingml/2006/picture">
                       <pic:pic>
                         <pic:nvPicPr>
-                          <pic:cNvPr descr="/Applications/Positron.app/Contents/Resources/app/quarto/share/formats/docx/warning.png" id="63" name="Picture"/>
+                          <pic:cNvPr descr="/Applications/Positron.app/Contents/Resources/app/quarto/share/formats/docx/warning.png" id="64" name="Picture"/>
                           <pic:cNvPicPr>
                             <a:picLocks noChangeArrowheads="1" noChangeAspect="1"/>
                           </pic:cNvPicPr>
                         </pic:nvPicPr>
                         <pic:blipFill>
-                          <a:blip r:embed="rId61"/>
+                          <a:blip r:embed="rId62"/>
                           <a:stretch>
                             <a:fillRect/>
                           </a:stretch>
@@ -3984,12 +3985,12 @@
                 <wp:inline>
                   <wp:extent cx="152400" cy="152400"/>
                   <wp:effectExtent b="0" l="0" r="0" t="0"/>
-                  <wp:docPr descr="" title="" id="64" name="Picture"/>
+                  <wp:docPr descr="" title="" id="65" name="Picture"/>
                   <a:graphic>
                     <a:graphicData uri="http://schemas.openxmlformats.org/drawingml/2006/picture">
                       <pic:pic>
                         <pic:nvPicPr>
-                          <pic:cNvPr descr="/Applications/Positron.app/Contents/Resources/app/quarto/share/formats/docx/note.png" id="65" name="Picture"/>
+                          <pic:cNvPr descr="/Applications/Positron.app/Contents/Resources/app/quarto/share/formats/docx/note.png" id="66" name="Picture"/>
                           <pic:cNvPicPr>
                             <a:picLocks noChangeArrowheads="1" noChangeAspect="1"/>
                           </pic:cNvPicPr>
@@ -4100,11 +4101,11 @@
         </w:tc>
       </w:tr>
     </w:tbl>
-    <w:bookmarkEnd w:id="66"/>
-    <w:bookmarkStart w:id="71" w:name="names-comments-and-functions"/>
+    <w:bookmarkEnd w:id="67"/>
+    <w:bookmarkStart w:id="72" w:name="names-comments-and-functions"/>
     <w:p>
       <w:pPr>
-        <w:pStyle w:val="Heading3"/>
+        <w:pStyle w:val="Heading2"/>
       </w:pPr>
       <w:r>
         <w:t xml:space="preserve">Names, comments, and functions</w:t>
@@ -4450,18 +4451,18 @@
                 <wp:inline>
                   <wp:extent cx="152400" cy="152400"/>
                   <wp:effectExtent b="0" l="0" r="0" t="0"/>
-                  <wp:docPr descr="" title="" id="67" name="Picture"/>
+                  <wp:docPr descr="" title="" id="68" name="Picture"/>
                   <a:graphic>
                     <a:graphicData uri="http://schemas.openxmlformats.org/drawingml/2006/picture">
                       <pic:pic>
                         <pic:nvPicPr>
-                          <pic:cNvPr descr="/Applications/Positron.app/Contents/Resources/app/quarto/share/formats/docx/tip.png" id="68" name="Picture"/>
+                          <pic:cNvPr descr="/Applications/Positron.app/Contents/Resources/app/quarto/share/formats/docx/tip.png" id="69" name="Picture"/>
                           <pic:cNvPicPr>
                             <a:picLocks noChangeArrowheads="1" noChangeAspect="1"/>
                           </pic:cNvPicPr>
                         </pic:nvPicPr>
                         <pic:blipFill>
-                          <a:blip r:embed="rId29"/>
+                          <a:blip r:embed="rId30"/>
                           <a:stretch>
                             <a:fillRect/>
                           </a:stretch>
@@ -4596,12 +4597,12 @@
                 <wp:inline>
                   <wp:extent cx="152400" cy="152400"/>
                   <wp:effectExtent b="0" l="0" r="0" t="0"/>
-                  <wp:docPr descr="" title="" id="69" name="Picture"/>
+                  <wp:docPr descr="" title="" id="70" name="Picture"/>
                   <a:graphic>
                     <a:graphicData uri="http://schemas.openxmlformats.org/drawingml/2006/picture">
                       <pic:pic>
                         <pic:nvPicPr>
-                          <pic:cNvPr descr="/Applications/Positron.app/Contents/Resources/app/quarto/share/formats/docx/note.png" id="70" name="Picture"/>
+                          <pic:cNvPr descr="/Applications/Positron.app/Contents/Resources/app/quarto/share/formats/docx/note.png" id="71" name="Picture"/>
                           <pic:cNvPicPr>
                             <a:picLocks noChangeArrowheads="1" noChangeAspect="1"/>
                           </pic:cNvPicPr>
@@ -4741,11 +4742,11 @@
         </w:tc>
       </w:tr>
     </w:tbl>
-    <w:bookmarkEnd w:id="71"/>
-    <w:bookmarkStart w:id="76" w:name="vectors-data-types-and-scripts"/>
+    <w:bookmarkEnd w:id="72"/>
+    <w:bookmarkStart w:id="77" w:name="vectors-data-types-and-scripts"/>
     <w:p>
       <w:pPr>
-        <w:pStyle w:val="Heading3"/>
+        <w:pStyle w:val="Heading2"/>
       </w:pPr>
       <w:r>
         <w:t xml:space="preserve">Vectors, data types, and scripts</w:t>
@@ -5051,18 +5052,18 @@
                 <wp:inline>
                   <wp:extent cx="152400" cy="152400"/>
                   <wp:effectExtent b="0" l="0" r="0" t="0"/>
-                  <wp:docPr descr="" title="" id="72" name="Picture"/>
+                  <wp:docPr descr="" title="" id="73" name="Picture"/>
                   <a:graphic>
                     <a:graphicData uri="http://schemas.openxmlformats.org/drawingml/2006/picture">
                       <pic:pic>
                         <pic:nvPicPr>
-                          <pic:cNvPr descr="/Applications/Positron.app/Contents/Resources/app/quarto/share/formats/docx/warning.png" id="73" name="Picture"/>
+                          <pic:cNvPr descr="/Applications/Positron.app/Contents/Resources/app/quarto/share/formats/docx/warning.png" id="74" name="Picture"/>
                           <pic:cNvPicPr>
                             <a:picLocks noChangeArrowheads="1" noChangeAspect="1"/>
                           </pic:cNvPicPr>
                         </pic:nvPicPr>
                         <pic:blipFill>
-                          <a:blip r:embed="rId61"/>
+                          <a:blip r:embed="rId62"/>
                           <a:stretch>
                             <a:fillRect/>
                           </a:stretch>
@@ -5221,12 +5222,12 @@
                 <wp:inline>
                   <wp:extent cx="152400" cy="152400"/>
                   <wp:effectExtent b="0" l="0" r="0" t="0"/>
-                  <wp:docPr descr="" title="" id="74" name="Picture"/>
+                  <wp:docPr descr="" title="" id="75" name="Picture"/>
                   <a:graphic>
                     <a:graphicData uri="http://schemas.openxmlformats.org/drawingml/2006/picture">
                       <pic:pic>
                         <pic:nvPicPr>
-                          <pic:cNvPr descr="/Applications/Positron.app/Contents/Resources/app/quarto/share/formats/docx/note.png" id="75" name="Picture"/>
+                          <pic:cNvPr descr="/Applications/Positron.app/Contents/Resources/app/quarto/share/formats/docx/note.png" id="76" name="Picture"/>
                           <pic:cNvPicPr>
                             <a:picLocks noChangeArrowheads="1" noChangeAspect="1"/>
                           </pic:cNvPicPr>
@@ -5311,11 +5312,11 @@
         </w:tc>
       </w:tr>
     </w:tbl>
-    <w:bookmarkEnd w:id="76"/>
-    <w:bookmarkStart w:id="81" w:name="packages-extending-what-r-can-do"/>
+    <w:bookmarkEnd w:id="77"/>
+    <w:bookmarkStart w:id="82" w:name="packages-extending-what-r-can-do"/>
     <w:p>
       <w:pPr>
-        <w:pStyle w:val="Heading3"/>
+        <w:pStyle w:val="Heading2"/>
       </w:pPr>
       <w:r>
         <w:t xml:space="preserve">Packages — extending what R can do</w:t>
@@ -5444,18 +5445,18 @@
                 <wp:inline>
                   <wp:extent cx="152400" cy="152400"/>
                   <wp:effectExtent b="0" l="0" r="0" t="0"/>
-                  <wp:docPr descr="" title="" id="77" name="Picture"/>
+                  <wp:docPr descr="" title="" id="78" name="Picture"/>
                   <a:graphic>
                     <a:graphicData uri="http://schemas.openxmlformats.org/drawingml/2006/picture">
                       <pic:pic>
                         <pic:nvPicPr>
-                          <pic:cNvPr descr="/Applications/Positron.app/Contents/Resources/app/quarto/share/formats/docx/warning.png" id="78" name="Picture"/>
+                          <pic:cNvPr descr="/Applications/Positron.app/Contents/Resources/app/quarto/share/formats/docx/warning.png" id="79" name="Picture"/>
                           <pic:cNvPicPr>
                             <a:picLocks noChangeArrowheads="1" noChangeAspect="1"/>
                           </pic:cNvPicPr>
                         </pic:nvPicPr>
                         <pic:blipFill>
-                          <a:blip r:embed="rId61"/>
+                          <a:blip r:embed="rId62"/>
                           <a:stretch>
                             <a:fillRect/>
                           </a:stretch>
@@ -5600,12 +5601,12 @@
                 <wp:inline>
                   <wp:extent cx="152400" cy="152400"/>
                   <wp:effectExtent b="0" l="0" r="0" t="0"/>
-                  <wp:docPr descr="" title="" id="79" name="Picture"/>
+                  <wp:docPr descr="" title="" id="80" name="Picture"/>
                   <a:graphic>
                     <a:graphicData uri="http://schemas.openxmlformats.org/drawingml/2006/picture">
                       <pic:pic>
                         <pic:nvPicPr>
-                          <pic:cNvPr descr="/Applications/Positron.app/Contents/Resources/app/quarto/share/formats/docx/note.png" id="80" name="Picture"/>
+                          <pic:cNvPr descr="/Applications/Positron.app/Contents/Resources/app/quarto/share/formats/docx/note.png" id="81" name="Picture"/>
                           <pic:cNvPicPr>
                             <a:picLocks noChangeArrowheads="1" noChangeAspect="1"/>
                           </pic:cNvPicPr>
@@ -5723,21 +5724,21 @@
         </w:tc>
       </w:tr>
     </w:tbl>
-    <w:bookmarkEnd w:id="81"/>
     <w:bookmarkEnd w:id="82"/>
-    <w:bookmarkStart w:id="114" w:name="X544fa1e616871e1d984e8ac080c2006af492e09"/>
+    <w:bookmarkStart w:id="83" w:name="X544fa1e616871e1d984e8ac080c2006af492e09"/>
     <w:p>
       <w:pPr>
-        <w:pStyle w:val="Heading1"/>
+        <w:pStyle w:val="Heading2"/>
       </w:pPr>
       <w:r>
         <w:t xml:space="preserve">Part 4 · Load Data and Make Your First Plot</w:t>
       </w:r>
     </w:p>
-    <w:bookmarkStart w:id="87" w:name="bring-the-data-in"/>
+    <w:bookmarkEnd w:id="83"/>
+    <w:bookmarkStart w:id="88" w:name="bring-the-data-in"/>
     <w:p>
       <w:pPr>
-        <w:pStyle w:val="Heading3"/>
+        <w:pStyle w:val="Heading2"/>
       </w:pPr>
       <w:r>
         <w:t xml:space="preserve">Bring the data in</w:t>
@@ -5869,12 +5870,12 @@
                 <wp:inline>
                   <wp:extent cx="152400" cy="152400"/>
                   <wp:effectExtent b="0" l="0" r="0" t="0"/>
-                  <wp:docPr descr="" title="" id="83" name="Picture"/>
+                  <wp:docPr descr="" title="" id="84" name="Picture"/>
                   <a:graphic>
                     <a:graphicData uri="http://schemas.openxmlformats.org/drawingml/2006/picture">
                       <pic:pic>
                         <pic:nvPicPr>
-                          <pic:cNvPr descr="/Applications/Positron.app/Contents/Resources/app/quarto/share/formats/docx/note.png" id="84" name="Picture"/>
+                          <pic:cNvPr descr="/Applications/Positron.app/Contents/Resources/app/quarto/share/formats/docx/note.png" id="85" name="Picture"/>
                           <pic:cNvPicPr>
                             <a:picLocks noChangeArrowheads="1" noChangeAspect="1"/>
                           </pic:cNvPicPr>
@@ -6037,12 +6038,12 @@
                 <wp:inline>
                   <wp:extent cx="152400" cy="152400"/>
                   <wp:effectExtent b="0" l="0" r="0" t="0"/>
-                  <wp:docPr descr="" title="" id="85" name="Picture"/>
+                  <wp:docPr descr="" title="" id="86" name="Picture"/>
                   <a:graphic>
                     <a:graphicData uri="http://schemas.openxmlformats.org/drawingml/2006/picture">
                       <pic:pic>
                         <pic:nvPicPr>
-                          <pic:cNvPr descr="/Applications/Positron.app/Contents/Resources/app/quarto/share/formats/docx/note.png" id="86" name="Picture"/>
+                          <pic:cNvPr descr="/Applications/Positron.app/Contents/Resources/app/quarto/share/formats/docx/note.png" id="87" name="Picture"/>
                           <pic:cNvPicPr>
                             <a:picLocks noChangeArrowheads="1" noChangeAspect="1"/>
                           </pic:cNvPicPr>
@@ -6236,11 +6237,11 @@
         </w:tc>
       </w:tr>
     </w:tbl>
-    <w:bookmarkEnd w:id="87"/>
-    <w:bookmarkStart w:id="92" w:name="look-before-you-trust-it"/>
+    <w:bookmarkEnd w:id="88"/>
+    <w:bookmarkStart w:id="93" w:name="look-before-you-trust-it"/>
     <w:p>
       <w:pPr>
-        <w:pStyle w:val="Heading3"/>
+        <w:pStyle w:val="Heading2"/>
       </w:pPr>
       <w:r>
         <w:t xml:space="preserve">Look before you trust it</w:t>
@@ -6406,18 +6407,18 @@
                 <wp:inline>
                   <wp:extent cx="152400" cy="152400"/>
                   <wp:effectExtent b="0" l="0" r="0" t="0"/>
-                  <wp:docPr descr="" title="" id="88" name="Picture"/>
+                  <wp:docPr descr="" title="" id="89" name="Picture"/>
                   <a:graphic>
                     <a:graphicData uri="http://schemas.openxmlformats.org/drawingml/2006/picture">
                       <pic:pic>
                         <pic:nvPicPr>
-                          <pic:cNvPr descr="/Applications/Positron.app/Contents/Resources/app/quarto/share/formats/docx/tip.png" id="89" name="Picture"/>
+                          <pic:cNvPr descr="/Applications/Positron.app/Contents/Resources/app/quarto/share/formats/docx/tip.png" id="90" name="Picture"/>
                           <pic:cNvPicPr>
                             <a:picLocks noChangeArrowheads="1" noChangeAspect="1"/>
                           </pic:cNvPicPr>
                         </pic:nvPicPr>
                         <pic:blipFill>
-                          <a:blip r:embed="rId29"/>
+                          <a:blip r:embed="rId30"/>
                           <a:stretch>
                             <a:fillRect/>
                           </a:stretch>
@@ -6615,18 +6616,18 @@
                 <wp:inline>
                   <wp:extent cx="152400" cy="152400"/>
                   <wp:effectExtent b="0" l="0" r="0" t="0"/>
-                  <wp:docPr descr="" title="" id="90" name="Picture"/>
+                  <wp:docPr descr="" title="" id="91" name="Picture"/>
                   <a:graphic>
                     <a:graphicData uri="http://schemas.openxmlformats.org/drawingml/2006/picture">
                       <pic:pic>
                         <pic:nvPicPr>
-                          <pic:cNvPr descr="/Applications/Positron.app/Contents/Resources/app/quarto/share/formats/docx/warning.png" id="91" name="Picture"/>
+                          <pic:cNvPr descr="/Applications/Positron.app/Contents/Resources/app/quarto/share/formats/docx/warning.png" id="92" name="Picture"/>
                           <pic:cNvPicPr>
                             <a:picLocks noChangeArrowheads="1" noChangeAspect="1"/>
                           </pic:cNvPicPr>
                         </pic:nvPicPr>
                         <pic:blipFill>
-                          <a:blip r:embed="rId61"/>
+                          <a:blip r:embed="rId62"/>
                           <a:stretch>
                             <a:fillRect/>
                           </a:stretch>
@@ -6732,11 +6733,11 @@
         </w:tc>
       </w:tr>
     </w:tbl>
-    <w:bookmarkEnd w:id="92"/>
-    <w:bookmarkStart w:id="100" w:name="your-first-plot-ggplot-built-in-layers"/>
+    <w:bookmarkEnd w:id="93"/>
+    <w:bookmarkStart w:id="101" w:name="your-first-plot-ggplot-built-in-layers"/>
     <w:p>
       <w:pPr>
-        <w:pStyle w:val="Heading3"/>
+        <w:pStyle w:val="Heading2"/>
       </w:pPr>
       <w:r>
         <w:t xml:space="preserve">Your first plot:</w:t>
@@ -6942,20 +6943,20 @@
       <w:r>
         <w:drawing>
           <wp:inline>
-            <wp:extent cx="5334000" cy="5334000"/>
+            <wp:extent cx="5334000" cy="3467100"/>
             <wp:effectExtent b="0" l="0" r="0" t="0"/>
-            <wp:docPr descr="" title="" id="94" name="Picture"/>
+            <wp:docPr descr="" title="" id="95" name="Picture"/>
             <a:graphic>
               <a:graphicData uri="http://schemas.openxmlformats.org/drawingml/2006/picture">
                 <pic:pic>
                   <pic:nvPicPr>
-                    <pic:cNvPr descr="getting_started_lecture_files/figure-docx/unnamed-chunk-4-1.png" id="95" name="Picture"/>
+                    <pic:cNvPr descr="getting_started_lecture_files/figure-docx/unnamed-chunk-4-1.png" id="96" name="Picture"/>
                     <pic:cNvPicPr>
                       <a:picLocks noChangeArrowheads="1" noChangeAspect="1"/>
                     </pic:cNvPicPr>
                   </pic:nvPicPr>
                   <pic:blipFill>
-                    <a:blip r:embed="rId93"/>
+                    <a:blip r:embed="rId94"/>
                     <a:stretch>
                       <a:fillRect/>
                     </a:stretch>
@@ -6963,7 +6964,7 @@
                   <pic:spPr bwMode="auto">
                     <a:xfrm>
                       <a:off x="0" y="0"/>
-                      <a:ext cx="5334000" cy="5334000"/>
+                      <a:ext cx="5334000" cy="3467100"/>
                     </a:xfrm>
                     <a:prstGeom prst="rect">
                       <a:avLst/>
@@ -7023,18 +7024,18 @@
                 <wp:inline>
                   <wp:extent cx="152400" cy="152400"/>
                   <wp:effectExtent b="0" l="0" r="0" t="0"/>
-                  <wp:docPr descr="" title="" id="96" name="Picture"/>
+                  <wp:docPr descr="" title="" id="97" name="Picture"/>
                   <a:graphic>
                     <a:graphicData uri="http://schemas.openxmlformats.org/drawingml/2006/picture">
                       <pic:pic>
                         <pic:nvPicPr>
-                          <pic:cNvPr descr="/Applications/Positron.app/Contents/Resources/app/quarto/share/formats/docx/warning.png" id="97" name="Picture"/>
+                          <pic:cNvPr descr="/Applications/Positron.app/Contents/Resources/app/quarto/share/formats/docx/warning.png" id="98" name="Picture"/>
                           <pic:cNvPicPr>
                             <a:picLocks noChangeArrowheads="1" noChangeAspect="1"/>
                           </pic:cNvPicPr>
                         </pic:nvPicPr>
                         <pic:blipFill>
-                          <a:blip r:embed="rId61"/>
+                          <a:blip r:embed="rId62"/>
                           <a:stretch>
                             <a:fillRect/>
                           </a:stretch>
@@ -7179,12 +7180,12 @@
                 <wp:inline>
                   <wp:extent cx="152400" cy="152400"/>
                   <wp:effectExtent b="0" l="0" r="0" t="0"/>
-                  <wp:docPr descr="" title="" id="98" name="Picture"/>
+                  <wp:docPr descr="" title="" id="99" name="Picture"/>
                   <a:graphic>
                     <a:graphicData uri="http://schemas.openxmlformats.org/drawingml/2006/picture">
                       <pic:pic>
                         <pic:nvPicPr>
-                          <pic:cNvPr descr="/Applications/Positron.app/Contents/Resources/app/quarto/share/formats/docx/note.png" id="99" name="Picture"/>
+                          <pic:cNvPr descr="/Applications/Positron.app/Contents/Resources/app/quarto/share/formats/docx/note.png" id="100" name="Picture"/>
                           <pic:cNvPicPr>
                             <a:picLocks noChangeArrowheads="1" noChangeAspect="1"/>
                           </pic:cNvPicPr>
@@ -7279,11 +7280,11 @@
         </w:tc>
       </w:tr>
     </w:tbl>
-    <w:bookmarkEnd w:id="100"/>
-    <w:bookmarkStart w:id="108" w:name="one-layer-at-a-time"/>
+    <w:bookmarkEnd w:id="101"/>
+    <w:bookmarkStart w:id="109" w:name="one-layer-at-a-time"/>
     <w:p>
       <w:pPr>
-        <w:pStyle w:val="Heading3"/>
+        <w:pStyle w:val="Heading2"/>
       </w:pPr>
       <w:r>
         <w:t xml:space="preserve">One layer at a time</w:t>
@@ -7592,20 +7593,20 @@
       <w:r>
         <w:drawing>
           <wp:inline>
-            <wp:extent cx="5334000" cy="5334000"/>
+            <wp:extent cx="5334000" cy="3467100"/>
             <wp:effectExtent b="0" l="0" r="0" t="0"/>
-            <wp:docPr descr="" title="" id="102" name="Picture"/>
+            <wp:docPr descr="" title="" id="103" name="Picture"/>
             <a:graphic>
               <a:graphicData uri="http://schemas.openxmlformats.org/drawingml/2006/picture">
                 <pic:pic>
                   <pic:nvPicPr>
-                    <pic:cNvPr descr="getting_started_lecture_files/figure-docx/unnamed-chunk-5-1.png" id="103" name="Picture"/>
+                    <pic:cNvPr descr="getting_started_lecture_files/figure-docx/unnamed-chunk-5-1.png" id="104" name="Picture"/>
                     <pic:cNvPicPr>
                       <a:picLocks noChangeArrowheads="1" noChangeAspect="1"/>
                     </pic:cNvPicPr>
                   </pic:nvPicPr>
                   <pic:blipFill>
-                    <a:blip r:embed="rId101"/>
+                    <a:blip r:embed="rId102"/>
                     <a:stretch>
                       <a:fillRect/>
                     </a:stretch>
@@ -7613,7 +7614,7 @@
                   <pic:spPr bwMode="auto">
                     <a:xfrm>
                       <a:off x="0" y="0"/>
-                      <a:ext cx="5334000" cy="5334000"/>
+                      <a:ext cx="5334000" cy="3467100"/>
                     </a:xfrm>
                     <a:prstGeom prst="rect">
                       <a:avLst/>
@@ -7673,18 +7674,18 @@
                 <wp:inline>
                   <wp:extent cx="152400" cy="152400"/>
                   <wp:effectExtent b="0" l="0" r="0" t="0"/>
-                  <wp:docPr descr="" title="" id="104" name="Picture"/>
+                  <wp:docPr descr="" title="" id="105" name="Picture"/>
                   <a:graphic>
                     <a:graphicData uri="http://schemas.openxmlformats.org/drawingml/2006/picture">
                       <pic:pic>
                         <pic:nvPicPr>
-                          <pic:cNvPr descr="/Applications/Positron.app/Contents/Resources/app/quarto/share/formats/docx/tip.png" id="105" name="Picture"/>
+                          <pic:cNvPr descr="/Applications/Positron.app/Contents/Resources/app/quarto/share/formats/docx/tip.png" id="106" name="Picture"/>
                           <pic:cNvPicPr>
                             <a:picLocks noChangeArrowheads="1" noChangeAspect="1"/>
                           </pic:cNvPicPr>
                         </pic:nvPicPr>
                         <pic:blipFill>
-                          <a:blip r:embed="rId29"/>
+                          <a:blip r:embed="rId30"/>
                           <a:stretch>
                             <a:fillRect/>
                           </a:stretch>
@@ -7831,12 +7832,12 @@
                 <wp:inline>
                   <wp:extent cx="152400" cy="152400"/>
                   <wp:effectExtent b="0" l="0" r="0" t="0"/>
-                  <wp:docPr descr="" title="" id="106" name="Picture"/>
+                  <wp:docPr descr="" title="" id="107" name="Picture"/>
                   <a:graphic>
                     <a:graphicData uri="http://schemas.openxmlformats.org/drawingml/2006/picture">
                       <pic:pic>
                         <pic:nvPicPr>
-                          <pic:cNvPr descr="/Applications/Positron.app/Contents/Resources/app/quarto/share/formats/docx/note.png" id="107" name="Picture"/>
+                          <pic:cNvPr descr="/Applications/Positron.app/Contents/Resources/app/quarto/share/formats/docx/note.png" id="108" name="Picture"/>
                           <pic:cNvPicPr>
                             <a:picLocks noChangeArrowheads="1" noChangeAspect="1"/>
                           </pic:cNvPicPr>
@@ -7921,11 +7922,11 @@
         </w:tc>
       </w:tr>
     </w:tbl>
-    <w:bookmarkEnd w:id="108"/>
-    <w:bookmarkStart w:id="113" w:name="save-your-plot"/>
+    <w:bookmarkEnd w:id="109"/>
+    <w:bookmarkStart w:id="114" w:name="save-your-plot"/>
     <w:p>
       <w:pPr>
-        <w:pStyle w:val="Heading3"/>
+        <w:pStyle w:val="Heading2"/>
       </w:pPr>
       <w:r>
         <w:t xml:space="preserve">Save your plot</w:t>
@@ -8400,18 +8401,18 @@
                 <wp:inline>
                   <wp:extent cx="152400" cy="152400"/>
                   <wp:effectExtent b="0" l="0" r="0" t="0"/>
-                  <wp:docPr descr="" title="" id="109" name="Picture"/>
+                  <wp:docPr descr="" title="" id="110" name="Picture"/>
                   <a:graphic>
                     <a:graphicData uri="http://schemas.openxmlformats.org/drawingml/2006/picture">
                       <pic:pic>
                         <pic:nvPicPr>
-                          <pic:cNvPr descr="/Applications/Positron.app/Contents/Resources/app/quarto/share/formats/docx/warning.png" id="110" name="Picture"/>
+                          <pic:cNvPr descr="/Applications/Positron.app/Contents/Resources/app/quarto/share/formats/docx/warning.png" id="111" name="Picture"/>
                           <pic:cNvPicPr>
                             <a:picLocks noChangeArrowheads="1" noChangeAspect="1"/>
                           </pic:cNvPicPr>
                         </pic:nvPicPr>
                         <pic:blipFill>
-                          <a:blip r:embed="rId61"/>
+                          <a:blip r:embed="rId62"/>
                           <a:stretch>
                             <a:fillRect/>
                           </a:stretch>
@@ -8580,12 +8581,12 @@
                 <wp:inline>
                   <wp:extent cx="152400" cy="152400"/>
                   <wp:effectExtent b="0" l="0" r="0" t="0"/>
-                  <wp:docPr descr="" title="" id="111" name="Picture"/>
+                  <wp:docPr descr="" title="" id="112" name="Picture"/>
                   <a:graphic>
                     <a:graphicData uri="http://schemas.openxmlformats.org/drawingml/2006/picture">
                       <pic:pic>
                         <pic:nvPicPr>
-                          <pic:cNvPr descr="/Applications/Positron.app/Contents/Resources/app/quarto/share/formats/docx/note.png" id="112" name="Picture"/>
+                          <pic:cNvPr descr="/Applications/Positron.app/Contents/Resources/app/quarto/share/formats/docx/note.png" id="113" name="Picture"/>
                           <pic:cNvPicPr>
                             <a:picLocks noChangeArrowheads="1" noChangeAspect="1"/>
                           </pic:cNvPicPr>
@@ -8686,12 +8687,11 @@
         </w:tc>
       </w:tr>
     </w:tbl>
-    <w:bookmarkEnd w:id="113"/>
     <w:bookmarkEnd w:id="114"/>
     <w:bookmarkStart w:id="119" w:name="wrap-up"/>
     <w:p>
       <w:pPr>
-        <w:pStyle w:val="Heading1"/>
+        <w:pStyle w:val="Heading2"/>
       </w:pPr>
       <w:r>
         <w:t xml:space="preserve">Wrap-up</w:t>
@@ -8850,7 +8850,7 @@
                           </pic:cNvPicPr>
                         </pic:nvPicPr>
                         <pic:blipFill>
-                          <a:blip r:embed="rId29"/>
+                          <a:blip r:embed="rId30"/>
                           <a:stretch>
                             <a:fillRect/>
                           </a:stretch>
@@ -9209,7 +9209,7 @@
     <w:bookmarkStart w:id="122" w:name="getting-unstuck"/>
     <w:p>
       <w:pPr>
-        <w:pStyle w:val="Heading1"/>
+        <w:pStyle w:val="Heading2"/>
       </w:pPr>
       <w:r>
         <w:t xml:space="preserve">Getting unstuck</w:t>

--- a/docs/content/getting_started/getting_started_lecture.docx
+++ b/docs/content/getting_started/getting_started_lecture.docx
@@ -7,7 +7,7 @@
         <w:pStyle w:val="Title"/>
       </w:pPr>
       <w:r>
-        <w:t xml:space="preserve">Getting Started</w:t>
+        <w:t xml:space="preserve">Lecture: Getting Started</w:t>
       </w:r>
     </w:p>
     <w:p>
@@ -2282,7 +2282,7 @@
               <w:spacing w:after="16"/>
             </w:pPr>
             <w:r>
-              <w:t xml:space="preserve">A few minutes of naming discipline today saves hours of confusion in Module 2, when we clean messy data.</w:t>
+              <w:t xml:space="preserve">A few minutes of naming discipline today saves hours of confusion in Wrangling Your Data, when we clean messy data.</w:t>
             </w:r>
           </w:p>
           <w:p/>
@@ -3069,7 +3069,7 @@
               <w:spacing w:after="16"/>
             </w:pPr>
             <w:r>
-              <w:t xml:space="preserve">Tidy data — one row per observation, one column per variable — is the target we’re organizing toward. We’ll formalize this in Module 2.</w:t>
+              <w:t xml:space="preserve">Tidy data — one row per observation, one column per variable — is the target we’re organizing toward. We’ll formalize this in Wrangling Your Data.</w:t>
             </w:r>
           </w:p>
           <w:p/>
@@ -6568,7 +6568,7 @@
               <w:t xml:space="preserve">wind</w:t>
             </w:r>
             <w:r>
-              <w:t xml:space="preserve">. Two columns encoding the same grouping. Useful redundancy, or something to simplify? We’ll revisit this in Module 2.</w:t>
+              <w:t xml:space="preserve">. Two columns encoding the same grouping. Useful redundancy, or something to simplify? We’ll revisit this in Wrangling Your Data.</w:t>
             </w:r>
           </w:p>
           <w:p/>
@@ -9108,7 +9108,7 @@
                 <w:b/>
                 <w:bCs/>
               </w:rPr>
-              <w:t xml:space="preserve">Up next — Module 2</w:t>
+              <w:t xml:space="preserve">Up next — Wrangling Your Data</w:t>
             </w:r>
           </w:p>
           <w:p>
@@ -10010,8 +10010,8 @@
     </w:pPr>
     <w:rPr>
       <w:rFonts w:asciiTheme="majorHAnsi" w:cstheme="majorBidi" w:eastAsiaTheme="majorEastAsia" w:hAnsiTheme="majorHAnsi"/>
-      <w:sz w:val="32"/>
-      <w:szCs w:val="32"/>
+      <w:sz w:val="28"/>
+      <w:szCs w:val="28"/>
     </w:rPr>
   </w:style>
   <w:style w:customStyle="1" w:styleId="TitleChar" w:type="character">
@@ -10022,8 +10022,8 @@
     <w:rsid w:val="00A10FD9"/>
     <w:rPr>
       <w:rFonts w:asciiTheme="majorHAnsi" w:cstheme="majorBidi" w:eastAsiaTheme="majorEastAsia" w:hAnsiTheme="majorHAnsi"/>
-      <w:sz w:val="56"/>
-      <w:szCs w:val="56"/>
+      <w:sz w:val="28"/>
+      <w:szCs w:val="28"/>
     </w:rPr>
   </w:style>
   <w:style w:styleId="Subtitle" w:type="paragraph">

--- a/docs/content/getting_started/getting_started_lecture.docx
+++ b/docs/content/getting_started/getting_started_lecture.docx
@@ -229,7 +229,7 @@
               <w:t xml:space="preserve">Getting stuck is not failing — it is the job.</w:t>
             </w:r>
             <w:r>
-              <w:t xml:space="preserve"> </w:t>
+              <w:br/>
             </w:r>
             <w:r>
               <w:t xml:space="preserve">Every working scientist reads error messages and searches for answers every day.</w:t>
@@ -1253,7 +1253,7 @@
           <w:b/>
           <w:bCs/>
         </w:rPr>
-        <w:t xml:space="preserve">north/sheltered (lee)</w:t>
+        <w:t xml:space="preserve">north/shady</w:t>
       </w:r>
       <w:r>
         <w:t xml:space="preserve"> </w:t>
@@ -1269,7 +1269,7 @@
           <w:b/>
           <w:bCs/>
         </w:rPr>
-        <w:t xml:space="preserve">south/exposed (windward)</w:t>
+        <w:t xml:space="preserve">south/sunny</w:t>
       </w:r>
       <w:r>
         <w:t xml:space="preserve"> </w:t>
@@ -1291,13 +1291,7 @@
           <w:b/>
           <w:bCs/>
         </w:rPr>
-        <w:t xml:space="preserve">H₀ (null):</w:t>
-      </w:r>
-      <w:r>
-        <w:t xml:space="preserve"> </w:t>
-      </w:r>
-      <w:r>
-        <w:t xml:space="preserve">No difference in needle length between the two sides.</w:t>
+        <w:t xml:space="preserve">Question:</w:t>
       </w:r>
     </w:p>
     <w:p>
@@ -1313,13 +1307,39 @@
           <w:b/>
           <w:bCs/>
         </w:rPr>
+        <w:t xml:space="preserve">Prediction:</w:t>
+      </w:r>
+    </w:p>
+    <w:p>
+      <w:pPr>
+        <w:pStyle w:val="Compact"/>
+        <w:numPr>
+          <w:ilvl w:val="0"/>
+          <w:numId w:val="1005"/>
+        </w:numPr>
+      </w:pPr>
+      <w:r>
+        <w:rPr>
+          <w:b/>
+          <w:bCs/>
+        </w:rPr>
+        <w:t xml:space="preserve">H₀ (null):</w:t>
+      </w:r>
+    </w:p>
+    <w:p>
+      <w:pPr>
+        <w:pStyle w:val="Compact"/>
+        <w:numPr>
+          <w:ilvl w:val="0"/>
+          <w:numId w:val="1005"/>
+        </w:numPr>
+      </w:pPr>
+      <w:r>
+        <w:rPr>
+          <w:b/>
+          <w:bCs/>
+        </w:rPr>
         <w:t xml:space="preserve">Hₐ (alternate):</w:t>
-      </w:r>
-      <w:r>
-        <w:t xml:space="preserve"> </w:t>
-      </w:r>
-      <w:r>
-        <w:t xml:space="preserve">Needle length differs between the two sides.</w:t>
       </w:r>
     </w:p>
     <w:tbl>
@@ -1451,25 +1471,10 @@
                 <w:b/>
                 <w:bCs/>
               </w:rPr>
-              <w:t xml:space="preserve">H₀</w:t>
-            </w:r>
-            <w:r>
-              <w:t xml:space="preserve"> </w:t>
-            </w:r>
-            <w:r>
-              <w:t xml:space="preserve">— the</w:t>
-            </w:r>
-            <w:r>
-              <w:t xml:space="preserve"> </w:t>
-            </w:r>
-            <w:r>
-              <w:t xml:space="preserve">“nothing is happening”</w:t>
-            </w:r>
-            <w:r>
-              <w:t xml:space="preserve"> </w:t>
-            </w:r>
-            <w:r>
-              <w:t xml:space="preserve">claim</w:t>
+              <w:t xml:space="preserve">Question</w:t>
+            </w:r>
+            <w:r>
+              <w:t xml:space="preserve">: what is your question</w:t>
             </w:r>
           </w:p>
           <w:p>
@@ -1485,13 +1490,10 @@
                 <w:b/>
                 <w:bCs/>
               </w:rPr>
-              <w:t xml:space="preserve">Hₐ</w:t>
-            </w:r>
-            <w:r>
-              <w:t xml:space="preserve"> </w:t>
-            </w:r>
-            <w:r>
-              <w:t xml:space="preserve">— the claim we suspect might be true</w:t>
+              <w:t xml:space="preserve">Precition</w:t>
+            </w:r>
+            <w:r>
+              <w:t xml:space="preserve">: what do you think will happen</w:t>
             </w:r>
           </w:p>
           <w:p>
@@ -1503,17 +1505,73 @@
               </w:numPr>
             </w:pPr>
             <w:r>
-              <w:t xml:space="preserve">Note: Hₐ does</w:t>
-            </w:r>
-            <w:r>
-              <w:t xml:space="preserve"> </w:t>
-            </w:r>
-            <w:r>
               <w:rPr>
                 <w:b/>
                 <w:bCs/>
               </w:rPr>
-              <w:t xml:space="preserve">not</w:t>
+              <w:t xml:space="preserve">H₀</w:t>
+            </w:r>
+            <w:r>
+              <w:t xml:space="preserve"> </w:t>
+            </w:r>
+            <w:r>
+              <w:t xml:space="preserve">— the</w:t>
+            </w:r>
+            <w:r>
+              <w:t xml:space="preserve"> </w:t>
+            </w:r>
+            <w:r>
+              <w:t xml:space="preserve">“nothing is happening”</w:t>
+            </w:r>
+            <w:r>
+              <w:t xml:space="preserve"> </w:t>
+            </w:r>
+            <w:r>
+              <w:t xml:space="preserve">claim</w:t>
+            </w:r>
+          </w:p>
+          <w:p>
+            <w:pPr>
+              <w:pStyle w:val="Compact"/>
+              <w:numPr>
+                <w:ilvl w:val="0"/>
+                <w:numId w:val="1006"/>
+              </w:numPr>
+            </w:pPr>
+            <w:r>
+              <w:rPr>
+                <w:b/>
+                <w:bCs/>
+              </w:rPr>
+              <w:t xml:space="preserve">Hₐ</w:t>
+            </w:r>
+            <w:r>
+              <w:t xml:space="preserve"> </w:t>
+            </w:r>
+            <w:r>
+              <w:t xml:space="preserve">— the claim we suspect might be true</w:t>
+            </w:r>
+          </w:p>
+          <w:p>
+            <w:pPr>
+              <w:pStyle w:val="Compact"/>
+              <w:numPr>
+                <w:ilvl w:val="0"/>
+                <w:numId w:val="1006"/>
+              </w:numPr>
+            </w:pPr>
+            <w:r>
+              <w:t xml:space="preserve">Note: Hₐ does</w:t>
+            </w:r>
+            <w:r>
+              <w:t xml:space="preserve"> </w:t>
+            </w:r>
+            <w:r>
+              <w:rPr>
+                <w:b/>
+                <w:bCs/>
+              </w:rPr>
+              <w:t xml:space="preserve">NOE</w:t>
             </w:r>
             <w:r>
               <w:t xml:space="preserve"> </w:t>
@@ -1562,7 +1620,7 @@
       <w:r>
         <w:drawing>
           <wp:inline>
-            <wp:extent cx="2743200" cy="3657600"/>
+            <wp:extent cx="1856232" cy="2474976"/>
             <wp:effectExtent b="0" l="0" r="0" t="0"/>
             <wp:docPr descr="" title="" id="37" name="Picture"/>
             <a:graphic>
@@ -1583,7 +1641,7 @@
                   <pic:spPr bwMode="auto">
                     <a:xfrm>
                       <a:off x="0" y="0"/>
-                      <a:ext cx="2743200" cy="3657600"/>
+                      <a:ext cx="1856232" cy="2474976"/>
                     </a:xfrm>
                     <a:prstGeom prst="rect">
                       <a:avLst/>
@@ -1627,11 +1685,29 @@
         </w:rPr>
         <w:t xml:space="preserve">Can we test this with needles from one tree?</w:t>
       </w:r>
-      <w:r>
-        <w:t xml:space="preserve"> </w:t>
-      </w:r>
-      <w:r>
-        <w:t xml:space="preserve">No — that tree could just happen to have short needles. Treating many needles from</w:t>
+    </w:p>
+    <w:p>
+      <w:pPr>
+        <w:pStyle w:val="Compact"/>
+        <w:numPr>
+          <w:ilvl w:val="1"/>
+          <w:numId w:val="1008"/>
+        </w:numPr>
+      </w:pPr>
+      <w:r>
+        <w:t xml:space="preserve">No — that tree could just happen to have short needles.</w:t>
+      </w:r>
+    </w:p>
+    <w:p>
+      <w:pPr>
+        <w:pStyle w:val="Compact"/>
+        <w:numPr>
+          <w:ilvl w:val="1"/>
+          <w:numId w:val="1008"/>
+        </w:numPr>
+      </w:pPr>
+      <w:r>
+        <w:t xml:space="preserve">Treating many needles from</w:t>
       </w:r>
       <w:r>
         <w:t xml:space="preserve"> </w:t>
@@ -1681,9 +1757,15 @@
         </w:rPr>
         <w:t xml:space="preserve">The tree — not the needle — is the unit of replication.</w:t>
       </w:r>
-      <w:r>
-        <w:t xml:space="preserve"> </w:t>
-      </w:r>
+    </w:p>
+    <w:p>
+      <w:pPr>
+        <w:pStyle w:val="Compact"/>
+        <w:numPr>
+          <w:ilvl w:val="1"/>
+          <w:numId w:val="1009"/>
+        </w:numPr>
+      </w:pPr>
       <w:r>
         <w:t xml:space="preserve">We need needles from</w:t>
       </w:r>
@@ -1839,7 +1921,7 @@
                 <w:b/>
                 <w:bCs/>
               </w:rPr>
-              <w:t xml:space="preserve">Dependent vs. independent variable</w:t>
+              <w:t xml:space="preserve">Dependent vs. independent variables</w:t>
             </w:r>
           </w:p>
           <w:p>
@@ -1847,7 +1929,7 @@
               <w:pStyle w:val="Compact"/>
               <w:numPr>
                 <w:ilvl w:val="0"/>
-                <w:numId w:val="1008"/>
+                <w:numId w:val="1010"/>
               </w:numPr>
             </w:pPr>
             <w:r>
@@ -1869,7 +1951,7 @@
               <w:pStyle w:val="Compact"/>
               <w:numPr>
                 <w:ilvl w:val="0"/>
-                <w:numId w:val="1008"/>
+                <w:numId w:val="1010"/>
               </w:numPr>
             </w:pPr>
             <w:r>
@@ -2010,11 +2092,8 @@
             <w:pPr>
               <w:pStyle w:val="BodyText"/>
             </w:pPr>
-            <w:pPr>
-              <w:spacing w:after="16"/>
-            </w:pPr>
-            <w:r>
-              <w:t xml:space="preserve">Each group collects needles from the lee side</w:t>
+            <w:r>
+              <w:t xml:space="preserve">Each group collects needles from the shady side</w:t>
             </w:r>
             <w:r>
               <w:t xml:space="preserve"> </w:t>
@@ -2030,7 +2109,7 @@
               <w:t xml:space="preserve"> </w:t>
             </w:r>
             <w:r>
-              <w:t xml:space="preserve">the windward side of the same trees, using one agreed-on method — same height, same</w:t>
+              <w:t xml:space="preserve">the sunny side of the same trees, using one agreed-on method — same height, same</w:t>
             </w:r>
             <w:r>
               <w:t xml:space="preserve"> </w:t>
@@ -2043,6 +2122,17 @@
             </w:r>
             <w:r>
               <w:t xml:space="preserve">definition, same spot on the branch.</w:t>
+            </w:r>
+          </w:p>
+          <w:p>
+            <w:pPr>
+              <w:pStyle w:val="BodyText"/>
+            </w:pPr>
+            <w:pPr>
+              <w:spacing w:after="16"/>
+            </w:pPr>
+            <w:r>
+              <w:t xml:space="preserve">We are going to the field to collect pine needles - easy but yes… and then come back, decide how to measure, measure them, enter data in excel</w:t>
             </w:r>
           </w:p>
           <w:p/>
@@ -2074,7 +2164,7 @@
         <w:pStyle w:val="Compact"/>
         <w:numPr>
           <w:ilvl w:val="0"/>
-          <w:numId w:val="1009"/>
+          <w:numId w:val="1011"/>
         </w:numPr>
       </w:pPr>
       <w:r>
@@ -2112,7 +2202,7 @@
         <w:pStyle w:val="Compact"/>
         <w:numPr>
           <w:ilvl w:val="0"/>
-          <w:numId w:val="1009"/>
+          <w:numId w:val="1011"/>
         </w:numPr>
       </w:pPr>
       <w:r>
@@ -2143,7 +2233,7 @@
         <w:t xml:space="preserve"> </w:t>
       </w:r>
       <w:r>
-        <w:t xml:space="preserve">— no spaces, no units hidden in the header text, all lowercase</w:t>
+        <w:t xml:space="preserve">— no spaces, no units hidden in the header text or variable names, all lowercase</w:t>
       </w:r>
     </w:p>
     <w:p>
@@ -2151,7 +2241,7 @@
         <w:pStyle w:val="Compact"/>
         <w:numPr>
           <w:ilvl w:val="0"/>
-          <w:numId w:val="1009"/>
+          <w:numId w:val="1011"/>
         </w:numPr>
       </w:pPr>
       <w:r>
@@ -2513,7 +2603,7 @@
                     <w:rPr>
                       <w:rStyle w:val="VerbatimChar"/>
                     </w:rPr>
-                    <w:t xml:space="preserve">Wind Exposure</w:t>
+                    <w:t xml:space="preserve">Sun Exposure</w:t>
                   </w:r>
                 </w:p>
               </w:tc>
@@ -2527,7 +2617,7 @@
                     <w:rPr>
                       <w:rStyle w:val="VerbatimChar"/>
                     </w:rPr>
-                    <w:t xml:space="preserve">wind</w:t>
+                    <w:t xml:space="preserve">sun</w:t>
                   </w:r>
                 </w:p>
               </w:tc>
@@ -2590,7 +2680,7 @@
         <w:pStyle w:val="Compact"/>
         <w:numPr>
           <w:ilvl w:val="0"/>
-          <w:numId w:val="1010"/>
+          <w:numId w:val="1012"/>
         </w:numPr>
       </w:pPr>
       <w:r>
@@ -2612,7 +2702,7 @@
         <w:pStyle w:val="Compact"/>
         <w:numPr>
           <w:ilvl w:val="0"/>
-          <w:numId w:val="1010"/>
+          <w:numId w:val="1012"/>
         </w:numPr>
       </w:pPr>
       <w:r>
@@ -2628,11 +2718,17 @@
         </w:rPr>
         <w:t xml:space="preserve">relative</w:t>
       </w:r>
-      <w:r>
-        <w:t xml:space="preserve"> </w:t>
-      </w:r>
-      <w:r>
-        <w:t xml:space="preserve">— no more</w:t>
+    </w:p>
+    <w:p>
+      <w:pPr>
+        <w:pStyle w:val="Compact"/>
+        <w:numPr>
+          <w:ilvl w:val="1"/>
+          <w:numId w:val="1013"/>
+        </w:numPr>
+      </w:pPr>
+      <w:r>
+        <w:t xml:space="preserve">no more</w:t>
       </w:r>
       <w:r>
         <w:t xml:space="preserve"> </w:t>
@@ -2642,6 +2738,18 @@
           <w:rStyle w:val="VerbatimChar"/>
         </w:rPr>
         <w:t xml:space="preserve">C:/Users/.../Desktop/final_FINAL2.xlsx</w:t>
+      </w:r>
+    </w:p>
+    <w:p>
+      <w:pPr>
+        <w:pStyle w:val="Compact"/>
+        <w:numPr>
+          <w:ilvl w:val="1"/>
+          <w:numId w:val="1013"/>
+        </w:numPr>
+      </w:pPr>
+      <w:r>
+        <w:t xml:space="preserve">now set_wd to set the working directory!!! EVER!!!</w:t>
       </w:r>
     </w:p>
     <w:tbl>
@@ -2781,7 +2889,13 @@
               <w:t xml:space="preserve">raw data untouched</w:t>
             </w:r>
             <w:r>
-              <w:t xml:space="preserve">. R writes new, processed files — so you can always trace your steps back to the original numbers.</w:t>
+              <w:t xml:space="preserve">.</w:t>
+            </w:r>
+            <w:r>
+              <w:br/>
+            </w:r>
+            <w:r>
+              <w:t xml:space="preserve">R writes new, processed files — so you can always trace your steps back to the original numbers.</w:t>
             </w:r>
           </w:p>
           <w:p/>
@@ -2938,7 +3052,13 @@
               <w:t xml:space="preserve"> </w:t>
             </w:r>
             <w:r>
-              <w:t xml:space="preserve">your data: who collected it, when, how, with what instrument. Without it, data are nearly useless — even to future-you.</w:t>
+              <w:t xml:space="preserve">your data: who collected it, when, how, with what instrument.</w:t>
+            </w:r>
+            <w:r>
+              <w:br/>
+            </w:r>
+            <w:r>
+              <w:t xml:space="preserve">Without it, data are nearly useless — even to future-you.</w:t>
             </w:r>
           </w:p>
           <w:p/>
@@ -3101,7 +3221,7 @@
         <w:pStyle w:val="Compact"/>
         <w:numPr>
           <w:ilvl w:val="0"/>
-          <w:numId w:val="1011"/>
+          <w:numId w:val="1014"/>
         </w:numPr>
       </w:pPr>
       <w:r>
@@ -3123,7 +3243,7 @@
         <w:pStyle w:val="Compact"/>
         <w:numPr>
           <w:ilvl w:val="0"/>
-          <w:numId w:val="1011"/>
+          <w:numId w:val="1014"/>
         </w:numPr>
       </w:pPr>
       <w:r>
@@ -3145,7 +3265,7 @@
         <w:pStyle w:val="Compact"/>
         <w:numPr>
           <w:ilvl w:val="0"/>
-          <w:numId w:val="1011"/>
+          <w:numId w:val="1014"/>
         </w:numPr>
       </w:pPr>
       <w:r>
@@ -4116,7 +4236,7 @@
         <w:pStyle w:val="Compact"/>
         <w:numPr>
           <w:ilvl w:val="0"/>
-          <w:numId w:val="1012"/>
+          <w:numId w:val="1015"/>
         </w:numPr>
       </w:pPr>
       <w:r>
@@ -4178,7 +4298,7 @@
         <w:pStyle w:val="Compact"/>
         <w:numPr>
           <w:ilvl w:val="0"/>
-          <w:numId w:val="1012"/>
+          <w:numId w:val="1015"/>
         </w:numPr>
       </w:pPr>
       <w:r>
@@ -4677,7 +4797,7 @@
               <w:pStyle w:val="Compact"/>
               <w:numPr>
                 <w:ilvl w:val="0"/>
-                <w:numId w:val="1013"/>
+                <w:numId w:val="1016"/>
               </w:numPr>
             </w:pPr>
             <w:r>
@@ -4699,7 +4819,7 @@
               <w:pStyle w:val="Compact"/>
               <w:numPr>
                 <w:ilvl w:val="0"/>
-                <w:numId w:val="1013"/>
+                <w:numId w:val="1016"/>
               </w:numPr>
             </w:pPr>
             <w:r>
@@ -4721,7 +4841,7 @@
               <w:pStyle w:val="Compact"/>
               <w:numPr>
                 <w:ilvl w:val="0"/>
-                <w:numId w:val="1013"/>
+                <w:numId w:val="1016"/>
               </w:numPr>
             </w:pPr>
             <w:r>
@@ -4997,7 +5117,7 @@
         <w:pStyle w:val="Compact"/>
         <w:numPr>
           <w:ilvl w:val="0"/>
-          <w:numId w:val="1014"/>
+          <w:numId w:val="1017"/>
         </w:numPr>
       </w:pPr>
       <w:r>
@@ -5681,7 +5801,7 @@
               <w:pStyle w:val="Compact"/>
               <w:numPr>
                 <w:ilvl w:val="0"/>
-                <w:numId w:val="1015"/>
+                <w:numId w:val="1018"/>
               </w:numPr>
             </w:pPr>
             <w:r>
@@ -5703,7 +5823,7 @@
               <w:pStyle w:val="Compact"/>
               <w:numPr>
                 <w:ilvl w:val="0"/>
-                <w:numId w:val="1015"/>
+                <w:numId w:val="1018"/>
               </w:numPr>
             </w:pPr>
             <w:r>
@@ -6118,7 +6238,7 @@
               <w:pStyle w:val="Compact"/>
               <w:numPr>
                 <w:ilvl w:val="0"/>
-                <w:numId w:val="1016"/>
+                <w:numId w:val="1019"/>
               </w:numPr>
             </w:pPr>
             <w:r>
@@ -6146,7 +6266,7 @@
               <w:t xml:space="preserve"> </w:t>
             </w:r>
             <w:r>
-              <w:t xml:space="preserve">(sheltered/lee) or</w:t>
+              <w:t xml:space="preserve">(north/sheltered) or</w:t>
             </w:r>
             <w:r>
               <w:t xml:space="preserve"> </w:t>
@@ -6161,7 +6281,7 @@
               <w:t xml:space="preserve"> </w:t>
             </w:r>
             <w:r>
-              <w:t xml:space="preserve">(exposed/windward)</w:t>
+              <w:t xml:space="preserve">(south/exposed)</w:t>
             </w:r>
           </w:p>
           <w:p>
@@ -6169,14 +6289,14 @@
               <w:pStyle w:val="Compact"/>
               <w:numPr>
                 <w:ilvl w:val="0"/>
-                <w:numId w:val="1016"/>
+                <w:numId w:val="1019"/>
               </w:numPr>
             </w:pPr>
             <w:r>
               <w:rPr>
                 <w:rStyle w:val="VerbatimChar"/>
               </w:rPr>
-              <w:t xml:space="preserve">wind</w:t>
+              <w:t xml:space="preserve">sun</w:t>
             </w:r>
             <w:r>
               <w:t xml:space="preserve"> </w:t>
@@ -6191,7 +6311,7 @@
               <w:rPr>
                 <w:rStyle w:val="VerbatimChar"/>
               </w:rPr>
-              <w:t xml:space="preserve">"lee"</w:t>
+              <w:t xml:space="preserve">"shady"</w:t>
             </w:r>
             <w:r>
               <w:t xml:space="preserve"> </w:t>
@@ -6206,7 +6326,7 @@
               <w:rPr>
                 <w:rStyle w:val="VerbatimChar"/>
               </w:rPr>
-              <w:t xml:space="preserve">"wind"</w:t>
+              <w:t xml:space="preserve">"sunny"</w:t>
             </w:r>
             <w:r>
               <w:t xml:space="preserve">, same grouping said a different way</w:t>
@@ -6217,7 +6337,7 @@
               <w:pStyle w:val="Compact"/>
               <w:numPr>
                 <w:ilvl w:val="0"/>
-                <w:numId w:val="1016"/>
+                <w:numId w:val="1019"/>
               </w:numPr>
             </w:pPr>
             <w:r>
@@ -6317,7 +6437,7 @@
         <w:rPr>
           <w:rStyle w:val="VerbatimChar"/>
         </w:rPr>
-        <w:t xml:space="preserve">$ wind      &lt;chr&gt; "lee", "lee", "lee", "lee", "lee", "lee", "wind", "wind", "w…</w:t>
+        <w:t xml:space="preserve">$ sun       &lt;chr&gt; "shady", "shady", "shady", "shady", "shady", "shady", "sunny…</w:t>
       </w:r>
       <w:r>
         <w:br/>
@@ -6508,7 +6628,7 @@
               <w:rPr>
                 <w:rStyle w:val="VerbatimChar"/>
               </w:rPr>
-              <w:t xml:space="preserve">wind</w:t>
+              <w:t xml:space="preserve">sun</w:t>
             </w:r>
             <w:r>
               <w:t xml:space="preserve"> </w:t>
@@ -6538,7 +6658,7 @@
               <w:rPr>
                 <w:rStyle w:val="VerbatimChar"/>
               </w:rPr>
-              <w:t xml:space="preserve">lee</w:t>
+              <w:t xml:space="preserve">shady</w:t>
             </w:r>
             <w:r>
               <w:t xml:space="preserve">,</w:t>
@@ -6565,7 +6685,7 @@
               <w:rPr>
                 <w:rStyle w:val="VerbatimChar"/>
               </w:rPr>
-              <w:t xml:space="preserve">wind</w:t>
+              <w:t xml:space="preserve">sunny</w:t>
             </w:r>
             <w:r>
               <w:t xml:space="preserve">. Two columns encoding the same grouping. Useful redundancy, or something to simplify? We’ll revisit this in Wrangling Your Data.</w:t>
@@ -6795,7 +6915,7 @@
         <w:pStyle w:val="Compact"/>
         <w:numPr>
           <w:ilvl w:val="0"/>
-          <w:numId w:val="1017"/>
+          <w:numId w:val="1020"/>
         </w:numPr>
       </w:pPr>
       <w:r>
@@ -6817,7 +6937,7 @@
         <w:pStyle w:val="Compact"/>
         <w:numPr>
           <w:ilvl w:val="0"/>
-          <w:numId w:val="1017"/>
+          <w:numId w:val="1020"/>
         </w:numPr>
       </w:pPr>
       <w:r>
@@ -6839,7 +6959,7 @@
         <w:pStyle w:val="Compact"/>
         <w:numPr>
           <w:ilvl w:val="0"/>
-          <w:numId w:val="1017"/>
+          <w:numId w:val="1020"/>
         </w:numPr>
       </w:pPr>
       <w:r>
@@ -6894,7 +7014,7 @@
         <w:rPr>
           <w:rStyle w:val="NormalTok"/>
         </w:rPr>
-        <w:t xml:space="preserve"> wind, </w:t>
+        <w:t xml:space="preserve"> n_s, </w:t>
       </w:r>
       <w:r>
         <w:rPr>
@@ -6943,7 +7063,7 @@
       <w:r>
         <w:drawing>
           <wp:inline>
-            <wp:extent cx="5334000" cy="3467100"/>
+            <wp:extent cx="5334000" cy="3667125"/>
             <wp:effectExtent b="0" l="0" r="0" t="0"/>
             <wp:docPr descr="" title="" id="95" name="Picture"/>
             <a:graphic>
@@ -6964,7 +7084,7 @@
                   <pic:spPr bwMode="auto">
                     <a:xfrm>
                       <a:off x="0" y="0"/>
-                      <a:ext cx="5334000" cy="3467100"/>
+                      <a:ext cx="5334000" cy="3667125"/>
                     </a:xfrm>
                     <a:prstGeom prst="rect">
                       <a:avLst/>
@@ -7328,7 +7448,7 @@
         <w:rPr>
           <w:rStyle w:val="NormalTok"/>
         </w:rPr>
-        <w:t xml:space="preserve"> wind, </w:t>
+        <w:t xml:space="preserve"> sun, </w:t>
       </w:r>
       <w:r>
         <w:rPr>
@@ -7511,7 +7631,7 @@
         <w:rPr>
           <w:rStyle w:val="StringTok"/>
         </w:rPr>
-        <w:t xml:space="preserve">"Side of tree"</w:t>
+        <w:t xml:space="preserve">"Sun exposure"</w:t>
       </w:r>
       <w:r>
         <w:rPr>
@@ -7577,7 +7697,7 @@
         <w:rPr>
           <w:rStyle w:val="StringTok"/>
         </w:rPr>
-        <w:t xml:space="preserve">"Needle length by wind exposure"</w:t>
+        <w:t xml:space="preserve">"Needle length by sun exposure"</w:t>
       </w:r>
       <w:r>
         <w:rPr>
@@ -7593,7 +7713,7 @@
       <w:r>
         <w:drawing>
           <wp:inline>
-            <wp:extent cx="5334000" cy="3467100"/>
+            <wp:extent cx="5334000" cy="3667125"/>
             <wp:effectExtent b="0" l="0" r="0" t="0"/>
             <wp:docPr descr="" title="" id="103" name="Picture"/>
             <a:graphic>
@@ -7614,7 +7734,7 @@
                   <pic:spPr bwMode="auto">
                     <a:xfrm>
                       <a:off x="0" y="0"/>
-                      <a:ext cx="5334000" cy="3467100"/>
+                      <a:ext cx="5334000" cy="3667125"/>
                     </a:xfrm>
                     <a:prstGeom prst="rect">
                       <a:avLst/>
@@ -7766,7 +7886,7 @@
               <w:rPr>
                 <w:rStyle w:val="VerbatimChar"/>
               </w:rPr>
-              <w:t xml:space="preserve">wind</w:t>
+              <w:t xml:space="preserve">sun</w:t>
             </w:r>
             <w:r>
               <w:t xml:space="preserve"> </w:t>
@@ -7988,7 +8108,7 @@
         <w:rPr>
           <w:rStyle w:val="NormalTok"/>
         </w:rPr>
-        <w:t xml:space="preserve"> wind, </w:t>
+        <w:t xml:space="preserve"> sun, </w:t>
       </w:r>
       <w:r>
         <w:rPr>
@@ -8171,7 +8291,7 @@
         <w:rPr>
           <w:rStyle w:val="StringTok"/>
         </w:rPr>
-        <w:t xml:space="preserve">"Side of tree"</w:t>
+        <w:t xml:space="preserve">"Sun exposure"</w:t>
       </w:r>
       <w:r>
         <w:rPr>
@@ -8710,7 +8830,7 @@
         <w:pStyle w:val="Compact"/>
         <w:numPr>
           <w:ilvl w:val="0"/>
-          <w:numId w:val="1018"/>
+          <w:numId w:val="1021"/>
         </w:numPr>
       </w:pPr>
       <w:r>
@@ -8732,7 +8852,7 @@
         <w:pStyle w:val="Compact"/>
         <w:numPr>
           <w:ilvl w:val="0"/>
-          <w:numId w:val="1018"/>
+          <w:numId w:val="1021"/>
         </w:numPr>
       </w:pPr>
       <w:r>
@@ -8754,7 +8874,7 @@
         <w:pStyle w:val="Compact"/>
         <w:numPr>
           <w:ilvl w:val="0"/>
-          <w:numId w:val="1018"/>
+          <w:numId w:val="1021"/>
         </w:numPr>
       </w:pPr>
       <w:r>
@@ -8766,7 +8886,7 @@
         <w:pStyle w:val="Compact"/>
         <w:numPr>
           <w:ilvl w:val="0"/>
-          <w:numId w:val="1018"/>
+          <w:numId w:val="1021"/>
         </w:numPr>
       </w:pPr>
       <w:r>
@@ -9116,7 +9236,7 @@
               <w:pStyle w:val="Compact"/>
               <w:numPr>
                 <w:ilvl w:val="0"/>
-                <w:numId w:val="1019"/>
+                <w:numId w:val="1022"/>
               </w:numPr>
             </w:pPr>
             <w:r>
@@ -9167,7 +9287,7 @@
               <w:pStyle w:val="Compact"/>
               <w:numPr>
                 <w:ilvl w:val="0"/>
-                <w:numId w:val="1019"/>
+                <w:numId w:val="1022"/>
               </w:numPr>
             </w:pPr>
             <w:r>
@@ -9179,7 +9299,7 @@
               <w:pStyle w:val="Compact"/>
               <w:numPr>
                 <w:ilvl w:val="0"/>
-                <w:numId w:val="1019"/>
+                <w:numId w:val="1022"/>
               </w:numPr>
             </w:pPr>
             <w:r>
@@ -9228,7 +9348,7 @@
         <w:pStyle w:val="Compact"/>
         <w:numPr>
           <w:ilvl w:val="0"/>
-          <w:numId w:val="1020"/>
+          <w:numId w:val="1023"/>
         </w:numPr>
       </w:pPr>
       <w:r>
@@ -9256,7 +9376,7 @@
         <w:pStyle w:val="Compact"/>
         <w:numPr>
           <w:ilvl w:val="0"/>
-          <w:numId w:val="1020"/>
+          <w:numId w:val="1023"/>
         </w:numPr>
       </w:pPr>
       <w:r>
@@ -9329,7 +9449,7 @@
         <w:pStyle w:val="Compact"/>
         <w:numPr>
           <w:ilvl w:val="0"/>
-          <w:numId w:val="1020"/>
+          <w:numId w:val="1023"/>
         </w:numPr>
       </w:pPr>
       <w:r>
@@ -9350,7 +9470,7 @@
         <w:pStyle w:val="Compact"/>
         <w:numPr>
           <w:ilvl w:val="0"/>
-          <w:numId w:val="1020"/>
+          <w:numId w:val="1023"/>
         </w:numPr>
       </w:pPr>
       <w:r>
@@ -9882,6 +10002,15 @@
     <w:abstractNumId w:val="991"/>
   </w:num>
   <w:num w:numId="1017">
+    <w:abstractNumId w:val="991"/>
+  </w:num>
+  <w:num w:numId="1018">
+    <w:abstractNumId w:val="991"/>
+  </w:num>
+  <w:num w:numId="1019">
+    <w:abstractNumId w:val="991"/>
+  </w:num>
+  <w:num w:numId="1020">
     <w:abstractNumId w:val="99411"/>
     <w:lvlOverride w:ilvl="0">
       <w:startOverride w:val="1"/>
@@ -9911,13 +10040,13 @@
       <w:startOverride w:val="1"/>
     </w:lvlOverride>
   </w:num>
-  <w:num w:numId="1018">
+  <w:num w:numId="1021">
     <w:abstractNumId w:val="991"/>
   </w:num>
-  <w:num w:numId="1019">
+  <w:num w:numId="1022">
     <w:abstractNumId w:val="991"/>
   </w:num>
-  <w:num w:numId="1020">
+  <w:num w:numId="1023">
     <w:abstractNumId w:val="99411"/>
     <w:lvlOverride w:ilvl="0">
       <w:startOverride w:val="1"/>

--- a/docs/content/getting_started/getting_started_lecture.docx
+++ b/docs/content/getting_started/getting_started_lecture.docx
@@ -704,14 +704,14 @@
     </w:p>
     <w:p>
       <w:pPr>
-        <w:pStyle w:val="BodyText"/>
+        <w:pStyle w:val="CaptionedFigure"/>
       </w:pPr>
       <w:r>
         <w:drawing>
           <wp:inline>
             <wp:extent cx="1746569" cy="2743200"/>
             <wp:effectExtent b="0" l="0" r="0" t="0"/>
-            <wp:docPr descr="" title="" id="21" name="Picture"/>
+            <wp:docPr descr="Flowchart of the inductive reasoning phase, highlighted at the top: Information (observation, experiment, literature) leads to a Model, which leads to Hypothesis, then a testable Prediction, then a Test of Hypothesis that loops back via Yes/No decision points." title="" id="21" name="Picture"/>
             <a:graphic>
               <a:graphicData uri="http://schemas.openxmlformats.org/drawingml/2006/picture">
                 <pic:pic>
@@ -747,6 +747,14 @@
             </a:graphic>
           </wp:inline>
         </w:drawing>
+      </w:r>
+    </w:p>
+    <w:p>
+      <w:pPr>
+        <w:pStyle w:val="ImageCaption"/>
+      </w:pPr>
+      <w:r>
+        <w:t xml:space="preserve">Flowchart of the inductive reasoning phase, highlighted at the top: Information (observation, experiment, literature) leads to a Model, which leads to Hypothesis, then a testable Prediction, then a Test of Hypothesis that loops back via Yes/No decision points.</w:t>
       </w:r>
     </w:p>
     <w:p>
@@ -907,14 +915,14 @@
     </w:p>
     <w:p>
       <w:pPr>
-        <w:pStyle w:val="BodyText"/>
+        <w:pStyle w:val="CaptionedFigure"/>
       </w:pPr>
       <w:r>
         <w:drawing>
           <wp:inline>
             <wp:extent cx="1805899" cy="2743200"/>
             <wp:effectExtent b="0" l="0" r="0" t="0"/>
-            <wp:docPr descr="" title="" id="26" name="Picture"/>
+            <wp:docPr descr="The same scientific-reasoning flowchart as the inductive diagram, but with the deductive phase highlighted instead: starting from Hypothesis, moving to a testable Prediction and Test of Hypothesis, showing deduction as reasoning from a general rule down to a specific testable case." title="" id="26" name="Picture"/>
             <a:graphic>
               <a:graphicData uri="http://schemas.openxmlformats.org/drawingml/2006/picture">
                 <pic:pic>
@@ -950,6 +958,14 @@
             </a:graphic>
           </wp:inline>
         </w:drawing>
+      </w:r>
+    </w:p>
+    <w:p>
+      <w:pPr>
+        <w:pStyle w:val="ImageCaption"/>
+      </w:pPr>
+      <w:r>
+        <w:t xml:space="preserve">The same scientific-reasoning flowchart as the inductive diagram, but with the deductive phase highlighted instead: starting from Hypothesis, moving to a testable Prediction and Test of Hypothesis, showing deduction as reasoning from a general rule down to a specific testable case.</w:t>
       </w:r>
     </w:p>
     <w:p>
@@ -1615,14 +1631,14 @@
     </w:tbl>
     <w:p>
       <w:pPr>
-        <w:pStyle w:val="FirstParagraph"/>
+        <w:pStyle w:val="CaptionedFigure"/>
       </w:pPr>
       <w:r>
         <w:drawing>
           <wp:inline>
             <wp:extent cx="1856232" cy="2474976"/>
             <wp:effectExtent b="0" l="0" r="0" t="0"/>
-            <wp:docPr descr="" title="" id="37" name="Picture"/>
+            <wp:docPr descr="Photo comparing needle length and bundle count across six pine species (Pinus ponderosa, nigra, resinosa, strobus, sylvestris, banksiana), showing needles ranging from long single pairs to short clusters of five, illustrating the kind of length measurement the class’s own pine-needle sampling will use." title="" id="37" name="Picture"/>
             <a:graphic>
               <a:graphicData uri="http://schemas.openxmlformats.org/drawingml/2006/picture">
                 <pic:pic>
@@ -1658,6 +1674,14 @@
             </a:graphic>
           </wp:inline>
         </w:drawing>
+      </w:r>
+    </w:p>
+    <w:p>
+      <w:pPr>
+        <w:pStyle w:val="ImageCaption"/>
+      </w:pPr>
+      <w:r>
+        <w:t xml:space="preserve">Photo comparing needle length and bundle count across six pine species (Pinus ponderosa, nigra, resinosa, strobus, sylvestris, banksiana), showing needles ranging from long single pairs to short clusters of five, illustrating the kind of length measurement the class’s own pine-needle sampling will use.</w:t>
       </w:r>
     </w:p>
     <w:bookmarkEnd w:id="39"/>

--- a/docs/content/getting_started/getting_started_lecture.docx
+++ b/docs/content/getting_started/getting_started_lecture.docx
@@ -1719,7 +1719,7 @@
         </w:numPr>
       </w:pPr>
       <w:r>
-        <w:t xml:space="preserve">No — that tree could just happen to have short needles.</w:t>
+        <w:t xml:space="preserve">No — that tree could just happen to have short needles on one side due to other drivers.</w:t>
       </w:r>
     </w:p>
     <w:p>
@@ -2696,7 +2696,16 @@
         <w:rPr>
           <w:rStyle w:val="VerbatimChar"/>
         </w:rPr>
-        <w:t xml:space="preserve">└── figures/    ← plots you save</w:t>
+        <w:t xml:space="preserve">├── figures/    ← plots you save</w:t>
+      </w:r>
+      <w:r>
+        <w:br/>
+      </w:r>
+      <w:r>
+        <w:rPr>
+          <w:rStyle w:val="VerbatimChar"/>
+        </w:rPr>
+        <w:t xml:space="preserve">└── output/    ← place to save modified data</w:t>
       </w:r>
     </w:p>
     <w:p>
@@ -2773,7 +2782,7 @@
         </w:numPr>
       </w:pPr>
       <w:r>
-        <w:t xml:space="preserve">now set_wd to set the working directory!!! EVER!!!</w:t>
+        <w:t xml:space="preserve">no using set_wd to set the working directory!!! EVER!!!</w:t>
       </w:r>
     </w:p>
     <w:tbl>
@@ -4695,6 +4704,12 @@
             <w:r>
               <w:t xml:space="preserve">returns before you run it.</w:t>
             </w:r>
+            <w:r>
+              <w:br/>
+            </w:r>
+            <w:r>
+              <w:t xml:space="preserve">Note round in R works odd and you should use round_half_up from janitor</w:t>
+            </w:r>
           </w:p>
           <w:p/>
         </w:tc>
@@ -5315,7 +5330,7 @@
               <w:t xml:space="preserve">“s.”</w:t>
             </w:r>
             <w:r>
-              <w:t xml:space="preserve"> </w:t>
+              <w:br/>
             </w:r>
             <w:r>
               <w:t xml:space="preserve">R will error if no such object exists.</w:t>
@@ -5449,7 +5464,33 @@
               <w:spacing w:after="16"/>
             </w:pPr>
             <w:r>
-              <w:t xml:space="preserve">Console = scratch paper. Script = the lab notebook you keep and rerun.</w:t>
+              <w:rPr>
+                <w:b/>
+                <w:bCs/>
+              </w:rPr>
+              <w:t xml:space="preserve">Console</w:t>
+            </w:r>
+            <w:r>
+              <w:t xml:space="preserve"> </w:t>
+            </w:r>
+            <w:r>
+              <w:t xml:space="preserve">= scratch paper.</w:t>
+            </w:r>
+            <w:r>
+              <w:br/>
+            </w:r>
+            <w:r>
+              <w:rPr>
+                <w:b/>
+                <w:bCs/>
+              </w:rPr>
+              <w:t xml:space="preserve">Script</w:t>
+            </w:r>
+            <w:r>
+              <w:t xml:space="preserve"> </w:t>
+            </w:r>
+            <w:r>
+              <w:t xml:space="preserve">= the lab notebook you keep and rerun.</w:t>
             </w:r>
           </w:p>
           <w:p/>
@@ -7087,7 +7128,7 @@
       <w:r>
         <w:drawing>
           <wp:inline>
-            <wp:extent cx="5334000" cy="3667125"/>
+            <wp:extent cx="5334000" cy="5334000"/>
             <wp:effectExtent b="0" l="0" r="0" t="0"/>
             <wp:docPr descr="" title="" id="95" name="Picture"/>
             <a:graphic>
@@ -7108,7 +7149,7 @@
                   <pic:spPr bwMode="auto">
                     <a:xfrm>
                       <a:off x="0" y="0"/>
-                      <a:ext cx="5334000" cy="3667125"/>
+                      <a:ext cx="5334000" cy="5334000"/>
                     </a:xfrm>
                     <a:prstGeom prst="rect">
                       <a:avLst/>
@@ -7277,6 +7318,12 @@
             </w:r>
             <w:r>
               <w:t xml:space="preserve">of a line, never the start.</w:t>
+            </w:r>
+            <w:r>
+              <w:br/>
+            </w:r>
+            <w:r>
+              <w:t xml:space="preserve">this is what adds layers to the plot and order matters</w:t>
             </w:r>
           </w:p>
           <w:p/>

--- a/docs/content/getting_started/getting_started_lecture.docx
+++ b/docs/content/getting_started/getting_started_lecture.docx
@@ -1587,7 +1587,7 @@
                 <w:b/>
                 <w:bCs/>
               </w:rPr>
-              <w:t xml:space="preserve">NOE</w:t>
+              <w:t xml:space="preserve">NOT</w:t>
             </w:r>
             <w:r>
               <w:t xml:space="preserve"> </w:t>
@@ -7128,7 +7128,7 @@
       <w:r>
         <w:drawing>
           <wp:inline>
-            <wp:extent cx="5334000" cy="5334000"/>
+            <wp:extent cx="1834916" cy="1834916"/>
             <wp:effectExtent b="0" l="0" r="0" t="0"/>
             <wp:docPr descr="" title="" id="95" name="Picture"/>
             <a:graphic>
@@ -7149,7 +7149,7 @@
                   <pic:spPr bwMode="auto">
                     <a:xfrm>
                       <a:off x="0" y="0"/>
-                      <a:ext cx="5334000" cy="5334000"/>
+                      <a:ext cx="1834916" cy="1834916"/>
                     </a:xfrm>
                     <a:prstGeom prst="rect">
                       <a:avLst/>
@@ -7784,7 +7784,7 @@
       <w:r>
         <w:drawing>
           <wp:inline>
-            <wp:extent cx="5334000" cy="3667125"/>
+            <wp:extent cx="2935866" cy="2018408"/>
             <wp:effectExtent b="0" l="0" r="0" t="0"/>
             <wp:docPr descr="" title="" id="103" name="Picture"/>
             <a:graphic>
@@ -7805,7 +7805,7 @@
                   <pic:spPr bwMode="auto">
                     <a:xfrm>
                       <a:off x="0" y="0"/>
-                      <a:ext cx="5334000" cy="3667125"/>
+                      <a:ext cx="2935866" cy="2018408"/>
                     </a:xfrm>
                     <a:prstGeom prst="rect">
                       <a:avLst/>
